--- a/erdiagrams.docx
+++ b/erdiagrams.docx
@@ -9,6 +9,9 @@
     </w:p>
     <w:p>
       <w:r>
+        <w:rPr>
+          <w:noProof/>
+        </w:rPr>
         <w:drawing>
           <wp:inline distT="0" distB="0" distL="0" distR="0" wp14:anchorId="392B1EC5" wp14:editId="4648305A">
             <wp:extent cx="5801535" cy="5839640"/>
@@ -58,74 +61,18 @@
     </w:p>
     <w:p>
       <w:r>
-        <w:t>User — represents a library member. Fields: _id (</w:t>
-      </w:r>
-      <w:proofErr w:type="spellStart"/>
-      <w:r>
-        <w:t>ObjectId</w:t>
-      </w:r>
-      <w:proofErr w:type="spellEnd"/>
-      <w:r>
-        <w:t>), name (String), email (String, unique).</w:t>
+        <w:t>User — represents a library member. Fields: _id (ObjectId), name (String), email (String, unique).</w:t>
       </w:r>
     </w:p>
     <w:p>
       <w:r>
-        <w:t>Book — represents a physical or digital title. Fields: _id (</w:t>
-      </w:r>
-      <w:proofErr w:type="spellStart"/>
-      <w:r>
-        <w:t>ObjectId</w:t>
-      </w:r>
-      <w:proofErr w:type="spellEnd"/>
-      <w:r>
-        <w:t>), title (String), author (String), year (Number), available (Boolean).</w:t>
+        <w:t>Book — represents a physical or digital title. Fields: _id (ObjectId), title (String), author (String), year (Number), available (Boolean).</w:t>
       </w:r>
     </w:p>
     <w:p>
       <w:r>
         <w:lastRenderedPageBreak/>
-        <w:t>Loan — the join entity that tracks who borrowed what and when. Fields: _id (</w:t>
-      </w:r>
-      <w:proofErr w:type="spellStart"/>
-      <w:r>
-        <w:t>ObjectId</w:t>
-      </w:r>
-      <w:proofErr w:type="spellEnd"/>
-      <w:r>
-        <w:t xml:space="preserve">), </w:t>
-      </w:r>
-      <w:proofErr w:type="spellStart"/>
-      <w:r>
-        <w:t>userId</w:t>
-      </w:r>
-      <w:proofErr w:type="spellEnd"/>
-      <w:r>
-        <w:t xml:space="preserve"> (ref → User), </w:t>
-      </w:r>
-      <w:proofErr w:type="spellStart"/>
-      <w:r>
-        <w:t>bookId</w:t>
-      </w:r>
-      <w:proofErr w:type="spellEnd"/>
-      <w:r>
-        <w:t xml:space="preserve"> (ref → Book), </w:t>
-      </w:r>
-      <w:proofErr w:type="spellStart"/>
-      <w:r>
-        <w:t>issueDate</w:t>
-      </w:r>
-      <w:proofErr w:type="spellEnd"/>
-      <w:r>
-        <w:t xml:space="preserve"> (Date), </w:t>
-      </w:r>
-      <w:proofErr w:type="spellStart"/>
-      <w:r>
-        <w:t>returnDate</w:t>
-      </w:r>
-      <w:proofErr w:type="spellEnd"/>
-      <w:r>
-        <w:t xml:space="preserve"> (Date, nullable), status (String: active | returned).</w:t>
+        <w:t>Loan — the join entity that tracks who borrowed what and when. Fields: _id (ObjectId), userId (ref → User), bookId (ref → Book), issueDate (Date), returnDate (Date, nullable), status (String: active | returned).</w:t>
       </w:r>
     </w:p>
     <w:p>
@@ -149,31 +96,7 @@
         <w:t>MongoDB design choice — referencing over embedding:</w:t>
       </w:r>
       <w:r>
-        <w:t xml:space="preserve"> Loan holds </w:t>
-      </w:r>
-      <w:proofErr w:type="spellStart"/>
-      <w:r>
-        <w:t>userId</w:t>
-      </w:r>
-      <w:proofErr w:type="spellEnd"/>
-      <w:r>
-        <w:t xml:space="preserve"> and </w:t>
-      </w:r>
-      <w:proofErr w:type="spellStart"/>
-      <w:r>
-        <w:t>bookId</w:t>
-      </w:r>
-      <w:proofErr w:type="spellEnd"/>
-      <w:r>
-        <w:t xml:space="preserve"> as references (</w:t>
-      </w:r>
-      <w:proofErr w:type="spellStart"/>
-      <w:r>
-        <w:t>ObjectIds</w:t>
-      </w:r>
-      <w:proofErr w:type="spellEnd"/>
-      <w:r>
-        <w:t>). This is the right call here because both User and Book documents are queried independently, updated frequently (available toggles), and could grow unboundedly in loan history. Embedding loans inside Book would make toggling available awkward and bloat the document. A separate loans collection keeps concerns clean.</w:t>
+        <w:t xml:space="preserve"> Loan holds userId and bookId as references (ObjectIds). This is the right call here because both User and Book documents are queried independently, updated frequently (available toggles), and could grow unboundedly in loan history. Embedding loans inside Book would make toggling available awkward and bloat the document. A separate loans collection keeps concerns clean.</w:t>
       </w:r>
     </w:p>
     <w:p/>
@@ -202,6 +125,9 @@
     </w:p>
     <w:p>
       <w:r>
+        <w:rPr>
+          <w:noProof/>
+        </w:rPr>
         <w:drawing>
           <wp:inline distT="0" distB="0" distL="0" distR="0" wp14:anchorId="2994A321" wp14:editId="4642F9E9">
             <wp:extent cx="2867425" cy="5001323"/>
@@ -248,18 +174,59 @@
         <w:t>Relationship:</w:t>
       </w:r>
       <w:r>
-        <w:t xml:space="preserve"> ADMIN ||--</w:t>
-      </w:r>
-      <w:proofErr w:type="gramStart"/>
-      <w:r>
-        <w:t>o{ BOOK</w:t>
-      </w:r>
-      <w:proofErr w:type="gramEnd"/>
-      <w:r>
-        <w:t xml:space="preserve"> — one admin manages zero or many books. The crow's foot notation reflects that the admin can have an empty library or a full one, but there's always exactly one admin.</w:t>
+        <w:t xml:space="preserve"> ADMIN ||--o{ BOOK — one admin manages zero or many books. The crow's foot notation reflects that the admin can have an empty library or a full one, but there's always exactly one admin.</w:t>
       </w:r>
     </w:p>
     <w:p/>
+    <w:p/>
+    <w:p/>
+    <w:p/>
+    <w:p/>
+    <w:p/>
+    <w:p/>
+    <w:p/>
+    <w:p/>
+    <w:p/>
+    <w:p/>
+    <w:p>
+      <w:r>
+        <w:drawing>
+          <wp:inline distT="0" distB="0" distL="0" distR="0" wp14:anchorId="71C0FEB7" wp14:editId="1EA81756">
+            <wp:extent cx="5943600" cy="3080385"/>
+            <wp:effectExtent l="0" t="0" r="0" b="5715"/>
+            <wp:docPr id="1754919591" name="Picture 1"/>
+            <wp:cNvGraphicFramePr>
+              <a:graphicFrameLocks xmlns:a="http://schemas.openxmlformats.org/drawingml/2006/main" noChangeAspect="1"/>
+            </wp:cNvGraphicFramePr>
+            <a:graphic xmlns:a="http://schemas.openxmlformats.org/drawingml/2006/main">
+              <a:graphicData uri="http://schemas.openxmlformats.org/drawingml/2006/picture">
+                <pic:pic xmlns:pic="http://schemas.openxmlformats.org/drawingml/2006/picture">
+                  <pic:nvPicPr>
+                    <pic:cNvPr id="1754919591" name=""/>
+                    <pic:cNvPicPr/>
+                  </pic:nvPicPr>
+                  <pic:blipFill>
+                    <a:blip r:embed="rId6"/>
+                    <a:stretch>
+                      <a:fillRect/>
+                    </a:stretch>
+                  </pic:blipFill>
+                  <pic:spPr>
+                    <a:xfrm>
+                      <a:off x="0" y="0"/>
+                      <a:ext cx="5943600" cy="3080385"/>
+                    </a:xfrm>
+                    <a:prstGeom prst="rect">
+                      <a:avLst/>
+                    </a:prstGeom>
+                  </pic:spPr>
+                </pic:pic>
+              </a:graphicData>
+            </a:graphic>
+          </wp:inline>
+        </w:drawing>
+      </w:r>
+    </w:p>
     <w:sectPr>
       <w:pgSz w:w="12240" w:h="15840"/>
       <w:pgMar w:top="1440" w:right="1440" w:bottom="1440" w:left="1440" w:header="720" w:footer="720" w:gutter="0"/>
@@ -873,6 +840,7 @@
   <w:style w:type="character" w:default="1" w:styleId="DefaultParagraphFont">
     <w:name w:val="Default Paragraph Font"/>
     <w:uiPriority w:val="1"/>
+    <w:semiHidden/>
     <w:unhideWhenUsed/>
   </w:style>
   <w:style w:type="table" w:default="1" w:styleId="TableNormal">
